--- a/docs/week4/reports/端到端功能测试报告.docx
+++ b/docs/week4/reports/端到端功能测试报告.docx
@@ -191,7 +191,7 @@
           <w:color w:val="000000"/>
           <w:sz w:val="22"/>
         </w:rPr>
-        <w:t xml:space="preserve"> 第四周真实离线链路通过。TXT、PDF、DOCX、JPG、PNG 共 5 个文件全部解析并建立 20 条记录，关键词、文本语义和图片语义查询均命中预期文件；重开 Chroma 后结果保持一致。完整回归 337 passed，核心模块覆盖率 87.91%。</w:t>
+        <w:t xml:space="preserve"> 第四周真实离线链路通过。TXT、PDF、DOCX、JPG、PNG 共 5 个文件全部解析并建立 20 条记录，关键词、文本语义和图片语义查询均命中预期文件；重开 Chroma 后结果保持一致。完整回归在整改提交上为 337 passed，原始提交基线为 162 passed，核心模块覆盖率 87.91%。</w:t>
       </w:r>
     </w:p>
     <w:p>
@@ -800,7 +800,7 @@
                 <w:color w:val="000000"/>
                 <w:sz w:val="19"/>
               </w:rPr>
-              <w:t>337 passed</w:t>
+              <w:t>整改提交 337 passed；原始提交 162 passed</w:t>
             </w:r>
           </w:p>
         </w:tc>
@@ -4291,7 +4291,7 @@
                 <w:color w:val="000000"/>
                 <w:sz w:val="19"/>
               </w:rPr>
-              <w:t>337 passed in 33.09s</w:t>
+              <w:t>整改提交：337 passed；原始提交：162 passed</w:t>
             </w:r>
           </w:p>
         </w:tc>
@@ -4950,7 +4950,7 @@
                 <w:color w:val="000000"/>
                 <w:sz w:val="19"/>
               </w:rPr>
-              <w:t>证据</w:t>
+              <w:t>现象</w:t>
             </w:r>
           </w:p>
         </w:tc>
@@ -5187,7 +5187,7 @@
           <w:color w:val="000000"/>
           <w:sz w:val="22"/>
         </w:rPr>
-        <w:t>以上问题均已转化为稳定的服务边界或测试收尾规则；没有证据表明持久化数据库、模型权重或受控输入文件损坏。</w:t>
+        <w:t>以上问题均已转化为稳定的服务边界或测试收尾规则；未发现持久化数据库、模型权重或受控输入文件损坏。</w:t>
       </w:r>
     </w:p>
     <w:p>
@@ -5299,31 +5299,6 @@
           <w:sz w:val="19"/>
         </w:rPr>
         <w:t>python -m pytest -q backend --cov=content_retrieval.storage --cov=content_retrieval.retrieval --cov=content_retrieval.services.indexing --cov-fail-under=85</w:t>
-      </w:r>
-    </w:p>
-    <w:p>
-      <w:pPr>
-        <w:spacing w:line="300" w:lineRule="auto" w:after="120"/>
-      </w:pPr>
-      <w:r>
-        <w:rPr>
-          <w:rFonts w:ascii="Times New Roman" w:hAnsi="Times New Roman" w:eastAsia="Times New Roman" w:cs="Times New Roman"/>
-          <w:b/>
-          <w:i w:val="0"/>
-          <w:color w:val="000000"/>
-          <w:sz w:val="22"/>
-        </w:rPr>
-        <w:t>证据文件:</w:t>
-      </w:r>
-      <w:r>
-        <w:rPr>
-          <w:rFonts w:ascii="Times New Roman" w:hAnsi="Times New Roman" w:eastAsia="Times New Roman" w:cs="Times New Roman"/>
-          <w:b w:val="0"/>
-          <w:i/>
-          <w:color w:val="000000"/>
-          <w:sz w:val="22"/>
-        </w:rPr>
-        <w:t xml:space="preserve"> e2e-summary.json；performance-summary.json；week4-coverage.json。</w:t>
       </w:r>
     </w:p>
     <w:sectPr>

--- a/docs/week4/reports/端到端功能测试报告.docx
+++ b/docs/week4/reports/端到端功能测试报告.docx
@@ -191,7 +191,7 @@
           <w:color w:val="000000"/>
           <w:sz w:val="22"/>
         </w:rPr>
-        <w:t xml:space="preserve"> 第四周真实离线链路通过。TXT、PDF、DOCX、JPG、PNG 共 5 个文件全部解析并建立 20 条记录，关键词、文本语义和图片语义查询均命中预期文件；重开 Chroma 后结果保持一致。完整回归在整改提交上为 337 passed，原始提交基线为 162 passed，核心模块覆盖率 87.91%。</w:t>
+        <w:t xml:space="preserve"> 第四周真实离线链路通过。TXT、PDF、DOCX、JPG、PNG 共 5 个文件全部解析并建立 20 条记录，关键词、文本语义和图片语义查询均命中预期文件；重开 Chroma 后结果保持一致。完整回归在重新整合提交上为 340 passed，测试证据整改提交为 337 passed，原始提交基线为 162 passed，核心模块覆盖率 88.08%。</w:t>
       </w:r>
     </w:p>
     <w:p>
@@ -800,7 +800,7 @@
                 <w:color w:val="000000"/>
                 <w:sz w:val="19"/>
               </w:rPr>
-              <w:t>整改提交 337 passed；原始提交 162 passed</w:t>
+              <w:t>重新整合提交 340 passed；整改提交 337 passed；原始提交 162 passed</w:t>
             </w:r>
           </w:p>
         </w:tc>
@@ -922,7 +922,7 @@
                 <w:color w:val="000000"/>
                 <w:sz w:val="19"/>
               </w:rPr>
-              <w:t>87.91%</w:t>
+              <w:t>88.08%</w:t>
             </w:r>
           </w:p>
         </w:tc>
@@ -4291,7 +4291,7 @@
                 <w:color w:val="000000"/>
                 <w:sz w:val="19"/>
               </w:rPr>
-              <w:t>整改提交：337 passed；原始提交：162 passed</w:t>
+              <w:t>重新整合提交：340 passed；整改提交：337 passed；原始提交：162 passed</w:t>
             </w:r>
           </w:p>
         </w:tc>
@@ -4353,7 +4353,7 @@
                 <w:color w:val="000000"/>
                 <w:sz w:val="19"/>
               </w:rPr>
-              <w:t>313 passed；87.91%（538/612）</w:t>
+              <w:t>316 passed；88.08%（547/621）</w:t>
             </w:r>
           </w:p>
         </w:tc>
@@ -4760,7 +4760,7 @@
                 <w:color w:val="000000"/>
                 <w:sz w:val="19"/>
               </w:rPr>
-              <w:t>82%</w:t>
+              <w:t>83%</w:t>
             </w:r>
           </w:p>
         </w:tc>
@@ -4822,7 +4822,7 @@
                 <w:color w:val="000000"/>
                 <w:sz w:val="19"/>
               </w:rPr>
-              <w:t>87.91%</w:t>
+              <w:t>88.08%</w:t>
             </w:r>
           </w:p>
         </w:tc>
